--- a/DCG CV Repo/Daniel Gutiérrez/Daniel Gutiérrez CV ENG.docx
+++ b/DCG CV Repo/Daniel Gutiérrez/Daniel Gutiérrez CV ENG.docx
@@ -695,7 +695,7 @@
                 <w:sz w:val="20"/>
                 <w:szCs w:val="20"/>
               </w:rPr>
-              <w:t xml:space="preserve">Built a smart-pricing model for a leading retail bank that recommends customer-tailored, loan-level interest rates by maximizing risk-adjusted expected value, combining unsupervised customer segmentation with elasticity and default-risk models.</w:t>
+              <w:t xml:space="preserve">Built a smart-pricing model for a leading retail bank that recommends customer-tailored, loan-level interest rates, maximizing expected performance using A/B testing to configure optimal pricing strategies.</w:t>
             </w:r>
           </w:p>
           <w:p>
